--- a/samples/微电子贯通项目/指导书/贯通项目步骤一 器件：SKY130 MOSFET 特性与参数提取 实验指导书.docx
+++ b/samples/微电子贯通项目/指导书/贯通项目步骤一 器件：SKY130 MOSFET 特性与参数提取 实验指导书.docx
@@ -574,7 +574,7 @@
         <w:rPr>
           <w:rFonts w:ascii="Times New Roman" w:hAnsi="Times New Roman" w:eastAsia="宋体"/>
         </w:rPr>
-        <w:t>3. 完成 TODO 2、3：读出 IDSAT（|VGS| = |VDS| = 1.8 V）、IOFF（VGS = 0），在亚阈值区求摆幅 S。</w:t>
+        <w:t>3. 完成 TODO 2、3：读出 IDSAT（|VGS| = |VDS| = 1.8 V）、IOFF（VGS = 0，|VDS| = 1.8 V），用 |VDS| = 1.8 V 的曲线在亚阈值区求摆幅 S（两条曲线算出的 S 略有不同，统一用这一条）。</w:t>
       </w:r>
       <w:r>
         <w:br/>
@@ -584,7 +584,7 @@
           <w:color w:val="5B6B75"/>
           <w:sz w:val="19"/>
         </w:rPr>
-        <w:t>Complete TODO 2 and 3: read IDSAT (|VGS| = |VDS| = 1.8 V) and IOFF (VGS = 0); find the swing S below threshold.</w:t>
+        <w:t>Complete TODO 2 and 3: read IDSAT (|VGS| = |VDS| = 1.8 V) and IOFF (VGS = 0, |VDS| = 1.8 V); find the swing S below threshold on the |VDS| = 1.8 V curve (the two curves give slightly different S; use this one).</w:t>
       </w:r>
     </w:p>
     <w:p>

--- a/samples/微电子贯通项目/指导书/贯通项目步骤一 器件：SKY130 MOSFET 特性与参数提取 实验指导书.docx
+++ b/samples/微电子贯通项目/指导书/贯通项目步骤一 器件：SKY130 MOSFET 特性与参数提取 实验指导书.docx
@@ -595,7 +595,7 @@
         <w:rPr>
           <w:rFonts w:ascii="Times New Roman" w:hAnsi="Times New Roman" w:eastAsia="宋体"/>
         </w:rPr>
-        <w:t>4. 再运行检查命令，把 out/params.json 的结果填入表 1；计算迁移率比 IDSAT,n / IDSAT,p。</w:t>
+        <w:t>4. 再运行检查命令，把 out/params.json 的结果填入表 1；计算饱和电流比 IDSAT,n / IDSAT,p（结果里的 mobility_ratio 就是它；它不只反映迁移率，还含 VT 和速度饱和的影响）。</w:t>
       </w:r>
       <w:r>
         <w:br/>
@@ -605,7 +605,7 @@
           <w:color w:val="5B6B75"/>
           <w:sz w:val="19"/>
         </w:rPr>
-        <w:t>Run the check again and copy out/params.json into Table 1; compute the ratio IDSAT,n / IDSAT,p.</w:t>
+        <w:t>Run the check again and copy out/params.json into Table 1; compute IDSAT,n / IDSAT,p (mobility_ratio in the results; it reflects VT and velocity saturation as well as mobility).</w:t>
       </w:r>
     </w:p>
     <w:p>
@@ -1168,7 +1168,7 @@
                 <w:rFonts w:ascii="Times New Roman" w:hAnsi="Times New Roman" w:eastAsia="宋体"/>
                 <w:sz w:val="19"/>
               </w:rPr>
-              <w:t>VT  V</w:t>
+              <w:t>VTn  V</w:t>
             </w:r>
           </w:p>
         </w:tc>
@@ -1197,7 +1197,67 @@
                 <w:rFonts w:ascii="Times New Roman" w:hAnsi="Times New Roman" w:eastAsia="宋体"/>
                 <w:sz w:val="19"/>
               </w:rPr>
-              <w:t>0.55</w:t>
+              <w:t>0.55（有效值）</w:t>
+            </w:r>
+          </w:p>
+        </w:tc>
+        <w:tc>
+          <w:tcPr>
+            <w:tcW w:type="dxa" w:w="2494"/>
+          </w:tcPr>
+          <w:p>
+            <w:r/>
+            <w:r>
+              <w:rPr>
+                <w:rFonts w:ascii="Times New Roman" w:hAnsi="Times New Roman" w:eastAsia="宋体"/>
+                <w:sz w:val="19"/>
+              </w:rPr>
+            </w:r>
+          </w:p>
+        </w:tc>
+      </w:tr>
+      <w:tr>
+        <w:tc>
+          <w:tcPr>
+            <w:tcW w:type="dxa" w:w="2381"/>
+          </w:tcPr>
+          <w:p>
+            <w:r/>
+            <w:r>
+              <w:rPr>
+                <w:rFonts w:ascii="Times New Roman" w:hAnsi="Times New Roman" w:eastAsia="宋体"/>
+                <w:sz w:val="19"/>
+              </w:rPr>
+              <w:t>VTp  V</w:t>
+            </w:r>
+          </w:p>
+        </w:tc>
+        <w:tc>
+          <w:tcPr>
+            <w:tcW w:type="dxa" w:w="2154"/>
+          </w:tcPr>
+          <w:p>
+            <w:r/>
+            <w:r>
+              <w:rPr>
+                <w:rFonts w:ascii="Times New Roman" w:hAnsi="Times New Roman" w:eastAsia="宋体"/>
+                <w:sz w:val="19"/>
+              </w:rPr>
+            </w:r>
+          </w:p>
+        </w:tc>
+        <w:tc>
+          <w:tcPr>
+            <w:tcW w:type="dxa" w:w="1928"/>
+          </w:tcPr>
+          <w:p>
+            <w:r/>
+            <w:r>
+              <w:rPr>
+                <w:rFonts w:ascii="Times New Roman" w:hAnsi="Times New Roman" w:eastAsia="宋体"/>
+                <w:sz w:val="19"/>
+              </w:rPr>
+              <w:t>0.55（有效值）</w:t>
             </w:r>
           </w:p>
         </w:tc>
@@ -1243,7 +1303,7 @@
                 <w:rFonts w:ascii="Times New Roman" w:hAnsi="Times New Roman" w:eastAsia="宋体"/>
                 <w:sz w:val="19"/>
               </w:rPr>
-              <w:t>（按提取 VT 反推）</w:t>
+              <w:t>（按 VTn 反推）</w:t>
             </w:r>
           </w:p>
         </w:tc>
@@ -1304,6 +1364,7 @@
                 <w:rFonts w:ascii="Times New Roman" w:hAnsi="Times New Roman" w:eastAsia="宋体"/>
                 <w:sz w:val="19"/>
               </w:rPr>
+              <w:t>（按 VTp 反推）</w:t>
             </w:r>
           </w:p>
         </w:tc>
@@ -1349,7 +1410,7 @@
                 <w:rFonts w:ascii="Times New Roman" w:hAnsi="Times New Roman" w:eastAsia="宋体"/>
                 <w:sz w:val="19"/>
               </w:rPr>
-              <w:t>迁移率比 Mobility ratio</w:t>
+              <w:t>饱和电流比 IDSAT,n/IDSAT,p</w:t>
             </w:r>
           </w:p>
         </w:tc>
@@ -1392,6 +1453,7 @@
                 <w:rFonts w:ascii="Times New Roman" w:hAnsi="Times New Roman" w:eastAsia="宋体"/>
                 <w:sz w:val="19"/>
               </w:rPr>
+              <w:t>含迁移率、VT、速度饱和的共同影响</w:t>
             </w:r>
           </w:p>
         </w:tc>

--- a/samples/微电子贯通项目/指导书/贯通项目步骤一 器件：SKY130 MOSFET 特性与参数提取 实验指导书.docx
+++ b/samples/微电子贯通项目/指导书/贯通项目步骤一 器件：SKY130 MOSFET 特性与参数提取 实验指导书.docx
@@ -49,7 +49,7 @@
         <w:rPr>
           <w:rFonts w:ascii="Times New Roman" w:hAnsi="Times New Roman" w:eastAsia="宋体"/>
         </w:rPr>
-        <w:t>整个项目为机器人关节设计一块电机控制芯片的数字部分：PWM 发生器控制电机电压，正交编码器计数器测量转过的角度。四步分别对应半导体器件物理、数字集成电路设计、硬件描述语言与集成电路验证、VLSI 物理设计四门课，最后交出一份符合 Tiny Tapeout 格式、时序、DRC、LVS 全部通过的芯片版图。</w:t>
+        <w:t>整个项目为机器人关节设计一块电机控制芯片的数字部分：PWM 发生器控制电机电压，正交编码器计数器测量转过的角度。四步分别对应半导体器件物理、数字集成电路设计、硬件描述语言与集成电路验证、VLSI 物理设计四门课，最后交出一份符合 Tiny Tapeout 格式、时序、DRC、LVS 全部通过、达到本课程流片就绪标准的芯片版图（真正报名前还要用 Tiny Tapeout 官方预检）。</w:t>
       </w:r>
     </w:p>
     <w:p>
@@ -63,7 +63,7 @@
           <w:color w:val="5B6B75"/>
           <w:sz w:val="19"/>
         </w:rPr>
-        <w:t>The project designs the digital part of a motor-control chip for a robot joint: a PWM generator sets the motor voltage and a quadrature encoder counter measures the angle turned. The four steps belong to four courses (device physics, digital IC design, HDL and verification, VLSI physical design) and end with a Tiny Tapeout-format layout that passes timing, DRC and LVS.</w:t>
+        <w:t>The project designs the digital part of a motor-control chip for a robot joint: a PWM generator sets the motor voltage and a quadrature encoder counter measures the angle turned. The four steps belong to four courses (device physics, digital IC design, HDL and verification, VLSI physical design) and end with a Tiny Tapeout-format layout that passes timing, DRC and LVS — tapeout-ready by this course's checks (an actual submission is checked again with Tiny Tapeout's official precheck).</w:t>
       </w:r>
     </w:p>
     <w:p>
